--- a/docs/21_Prompt_maitre_developpement_IA.docx
+++ b/docs/21_Prompt_maitre_developpement_IA.docx
@@ -52,7 +52,7 @@
           <w:color w:val="0165E3"/>
           <w:sz w:val="56"/>
         </w:rPr>
-        <w:t>DIABACAR</w:t>
+        <w:t>Diaba Auto</w:t>
       </w:r>
     </w:p>
     <w:p>
@@ -86,7 +86,7 @@
           <w:color w:val="5B6676"/>
           <w:sz w:val="22"/>
         </w:rPr>
-        <w:t>Instruction de référence pour construire DIABACAR sans dérive</w:t>
+        <w:t>Instruction de référence pour construire Diaba Auto sans dérive</w:t>
       </w:r>
     </w:p>
     <w:p/>
@@ -292,7 +292,7 @@
                 <w:color w:val="142033"/>
                 <w:sz w:val="17"/>
               </w:rPr>
-              <w:t>DIABACAR - Chine → Sénégal</w:t>
+              <w:t>Diaba Auto - Chine → Sénégal</w:t>
             </w:r>
           </w:p>
         </w:tc>
@@ -309,7 +309,7 @@
           <w:color w:val="5B6676"/>
           <w:sz w:val="16"/>
         </w:rPr>
-        <w:t>Document de travail confidentiel - Toute évolution structurante doit rester cohérente avec le corpus DIABACAR.</w:t>
+        <w:t>Document de travail confidentiel - Toute évolution structurante doit rester cohérente avec le corpus Diaba Auto.</w:t>
       </w:r>
     </w:p>
     <w:p>
@@ -361,7 +361,7 @@
                 <w:color w:val="142033"/>
                 <w:sz w:val="18"/>
               </w:rPr>
-              <w:t>Tu es l’agent de développement principal de DIABACAR. Tu implémentes le produit par lots, en respectant strictement les 20 documents précédents. Tu ne modifies pas une décision métier structurante sans validation explicite.</w:t>
+              <w:t>Tu es l’agent de développement principal de Diaba Auto. Tu implémentes le produit par lots, en respectant strictement les 20 documents précédents. Tu ne modifies pas une décision métier structurante sans validation explicite.</w:t>
             </w:r>
           </w:p>
         </w:tc>
@@ -611,7 +611,7 @@
         <w:spacing w:after="40"/>
       </w:pPr>
       <w:r>
-        <w:t>My DIABACAR pour favoris et espace client.</w:t>
+        <w:t>My Diaba Auto pour favoris et espace client.</w:t>
       </w:r>
     </w:p>
     <w:p>
@@ -874,7 +874,7 @@
     </w:p>
     <w:p>
       <w:r>
-        <w:t>Suivre le document 15 : L0 Fondation → L1 Auth/i18n → L2 Catalogue/Véhicule → L3 Pricing → L4 Public → L5 My DIABACAR → L6 CRM → L7 Réservation/Commande → L8 Import/Logistique → L9 Admin/Analytics → L10 Durcissement/lancement.</w:t>
+        <w:t>Suivre le document 15 : L0 Fondation → L1 Auth/i18n → L2 Catalogue/Véhicule → L3 Pricing → L4 Public → L5 My Diaba Auto → L6 CRM → L7 Réservation/Commande → L8 Import/Logistique → L9 Admin/Analytics → L10 Durcissement/lancement.</w:t>
       </w:r>
     </w:p>
     <w:p>
@@ -1592,7 +1592,7 @@
               <w:pStyle w:val="CodeBlock"/>
             </w:pPr>
             <w:r>
-              <w:t>Analyse le lot demandé à partir du corpus DIABACAR.</w:t>
+              <w:t>Analyse le lot demandé à partir du corpus Diaba Auto.</w:t>
             </w:r>
             <w:r>
               <w:br/>
@@ -1649,7 +1649,7 @@
     </w:p>
     <w:p>
       <w:r>
-        <w:t>DIABACAR est considéré prêt au lancement lorsque les parcours visiteur → WhatsApp, Standard → My DIABACAR, Revendeur → tarif approuvé, commercial → véhicule/prospect/commande et administrateur → configuration/audit passent les tests du document 14, sans paiement en ligne et avec protections de sécurité du document 17.</w:t>
+        <w:t>Diaba Auto est considéré prêt au lancement lorsque les parcours visiteur → WhatsApp, Standard → My Diaba Auto, Revendeur → tarif approuvé, commercial → véhicule/prospect/commande et administrateur → configuration/audit passent les tests du document 14, sans paiement en ligne et avec protections de sécurité du document 17.</w:t>
       </w:r>
     </w:p>
     <w:sectPr>
@@ -1676,7 +1676,7 @@
         <w:color w:val="5B6676"/>
         <w:sz w:val="15"/>
       </w:rPr>
-      <w:t xml:space="preserve">Confidentiel - Projet DIABACAR  |  Version 1.0  |  </w:t>
+      <w:t xml:space="preserve">Confidentiel - Projet Diaba Auto  |  Version 1.0  |  </w:t>
     </w:r>
     <w:r>
       <w:rPr>
@@ -1709,7 +1709,7 @@
         <w:color w:val="012E75"/>
         <w:sz w:val="15"/>
       </w:rPr>
-      <w:t>DIABACAR  |  21  |  Prompt maître de développement IA</w:t>
+      <w:t>Diaba Auto  |  21  |  Prompt maître de développement IA</w:t>
     </w:r>
   </w:p>
 </w:hdr>
